--- a/ConteR&R.docx
+++ b/ConteR&R.docx
@@ -98,122 +98,7 @@
     <w:p>
       <w:pPr>
         <w:spacing w:before="200" w:after="0" w:line="240" w:lineRule="auto"/>
-        <w:ind w:left="1843"/>
-        <w:rPr>
-          <w:rFonts w:ascii="Times New Roman" w:eastAsia="Times New Roman" w:hAnsi="Times New Roman" w:cs="Times New Roman"/>
-          <w:color w:val="4472C4" w:themeColor="accent1"/>
-          <w:sz w:val="24"/>
-          <w:szCs w:val="24"/>
-          <w:lang w:val="fr-FR"/>
-        </w:rPr>
-      </w:pPr>
-      <w:r>
-        <w:rPr>
-          <w:rFonts w:ascii="Times New Roman" w:eastAsia="Times New Roman" w:hAnsi="Times New Roman" w:cs="Times New Roman"/>
-          <w:color w:val="4472C4" w:themeColor="accent1"/>
-          <w:sz w:val="24"/>
-          <w:szCs w:val="24"/>
-          <w:lang w:val="fr-FR"/>
-        </w:rPr>
-        <w:t>On raconte que, dans la Chine impériale, lorsqu’arriva l’année du Coq, l’empereur voulut célébrer l’événement en commandant le plus beau portrait de coq jamais peint. Il fit venir la plus grande peintre de l’Empire. Convaincu qu’un tel talent produirait rapidement un chef-d’œuvre, il attendait son tableau avec une impatience qui grandissait de jour en jour.</w:t>
-      </w:r>
-    </w:p>
-    <w:p>
-      <w:pPr>
-        <w:spacing w:before="200" w:after="0" w:line="240" w:lineRule="auto"/>
-        <w:ind w:left="1843"/>
-        <w:rPr>
-          <w:rFonts w:ascii="Times New Roman" w:eastAsia="Times New Roman" w:hAnsi="Times New Roman" w:cs="Times New Roman"/>
-          <w:color w:val="4472C4" w:themeColor="accent1"/>
-          <w:sz w:val="24"/>
-          <w:szCs w:val="24"/>
-          <w:lang w:val="fr-FR"/>
-        </w:rPr>
-      </w:pPr>
-      <w:r>
-        <w:rPr>
-          <w:rFonts w:ascii="Times New Roman" w:eastAsia="Times New Roman" w:hAnsi="Times New Roman" w:cs="Times New Roman"/>
-          <w:color w:val="4472C4" w:themeColor="accent1"/>
-          <w:sz w:val="24"/>
-          <w:szCs w:val="24"/>
-          <w:lang w:val="fr-FR"/>
-        </w:rPr>
-        <w:t>La peintre demanda six mois. Puis encore six mois. Puis trois mois supplémentaires.</w:t>
-      </w:r>
-    </w:p>
-    <w:p>
-      <w:pPr>
-        <w:spacing w:before="200" w:after="0" w:line="240" w:lineRule="auto"/>
-        <w:ind w:left="1843"/>
-        <w:rPr>
-          <w:rFonts w:ascii="Times New Roman" w:eastAsia="Times New Roman" w:hAnsi="Times New Roman" w:cs="Times New Roman"/>
-          <w:color w:val="4472C4" w:themeColor="accent1"/>
-          <w:sz w:val="24"/>
-          <w:szCs w:val="24"/>
-          <w:lang w:val="fr-FR"/>
-        </w:rPr>
-      </w:pPr>
-      <w:r>
-        <w:rPr>
-          <w:rFonts w:ascii="Times New Roman" w:eastAsia="Times New Roman" w:hAnsi="Times New Roman" w:cs="Times New Roman"/>
-          <w:color w:val="4472C4" w:themeColor="accent1"/>
-          <w:sz w:val="24"/>
-          <w:szCs w:val="24"/>
-          <w:lang w:val="fr-FR"/>
-        </w:rPr>
-        <w:t>Au bout de trois années, l’empereur se rendit lui-même à son atelier. Il y trouva une grande feuille de soie encore parfaitement blanche.</w:t>
-      </w:r>
-    </w:p>
-    <w:p>
-      <w:pPr>
-        <w:spacing w:before="200" w:after="0" w:line="240" w:lineRule="auto"/>
-        <w:ind w:left="1843"/>
-        <w:rPr>
-          <w:rFonts w:ascii="Times New Roman" w:eastAsia="Times New Roman" w:hAnsi="Times New Roman" w:cs="Times New Roman"/>
-          <w:color w:val="4472C4" w:themeColor="accent1"/>
-          <w:sz w:val="24"/>
-          <w:szCs w:val="24"/>
-          <w:lang w:val="fr-FR"/>
-        </w:rPr>
-      </w:pPr>
-      <w:r>
-        <w:rPr>
-          <w:rFonts w:ascii="Times New Roman" w:eastAsia="Times New Roman" w:hAnsi="Times New Roman" w:cs="Times New Roman"/>
-          <w:color w:val="4472C4" w:themeColor="accent1"/>
-          <w:sz w:val="24"/>
-          <w:szCs w:val="24"/>
-          <w:lang w:val="fr-FR"/>
-        </w:rPr>
-        <w:t>La peintre prit alors son pinceau et, en quelques instants, fit apparaître un coq d’une présence extraordinaire. Chaque trait semblait gracieux, précis et vivant. L’oiseau paraissait prêt à saluer l’aube de son chant.</w:t>
-      </w:r>
-    </w:p>
-    <w:p>
-      <w:pPr>
-        <w:spacing w:before="200" w:after="0" w:line="240" w:lineRule="auto"/>
-        <w:ind w:left="1843"/>
-        <w:rPr>
-          <w:rFonts w:ascii="Times New Roman" w:eastAsia="Times New Roman" w:hAnsi="Times New Roman" w:cs="Times New Roman"/>
-          <w:color w:val="4472C4" w:themeColor="accent1"/>
-          <w:sz w:val="24"/>
-          <w:szCs w:val="24"/>
-          <w:lang w:val="fr-FR"/>
-        </w:rPr>
-      </w:pPr>
-      <w:r>
-        <w:rPr>
-          <w:rFonts w:ascii="Times New Roman" w:eastAsia="Times New Roman" w:hAnsi="Times New Roman" w:cs="Times New Roman"/>
-          <w:color w:val="4472C4" w:themeColor="accent1"/>
-          <w:sz w:val="24"/>
-          <w:szCs w:val="24"/>
-          <w:lang w:val="fr-FR"/>
-        </w:rPr>
-        <w:t>Ce n’était pas simplement un coq : c’était le coq, l’essence même de tous les coqs, ceux d’hier, d’aujourd’hui et de demain.</w:t>
-      </w:r>
-    </w:p>
-    <w:p>
-      <w:pPr>
-        <w:spacing w:before="200" w:after="0" w:line="240" w:lineRule="auto"/>
-        <w:ind w:left="1843"/>
+        <w:ind w:left="4253"/>
         <w:rPr>
           <w:rFonts w:ascii="Times New Roman" w:eastAsia="Times New Roman" w:hAnsi="Times New Roman" w:cs="Times New Roman"/>
           <w:color w:val="4472C4" w:themeColor="accent1"/>
@@ -231,16 +116,16 @@
           <w:szCs w:val="24"/>
         </w:rPr>
         <w:drawing>
-          <wp:anchor distT="0" distB="0" distL="114300" distR="114300" simplePos="0" relativeHeight="251660288" behindDoc="1" locked="0" layoutInCell="1" allowOverlap="1" wp14:anchorId="0693DBAC" wp14:editId="152559F9">
+          <wp:anchor distT="0" distB="0" distL="114300" distR="114300" simplePos="0" relativeHeight="251660288" behindDoc="1" locked="0" layoutInCell="1" allowOverlap="1" wp14:anchorId="0693DBAC" wp14:editId="7DAAA1F5">
             <wp:simplePos x="0" y="0"/>
             <wp:positionH relativeFrom="column">
-              <wp:posOffset>-930275</wp:posOffset>
+              <wp:posOffset>-930303</wp:posOffset>
             </wp:positionH>
             <wp:positionV relativeFrom="paragraph">
-              <wp:posOffset>184454</wp:posOffset>
+              <wp:posOffset>291769</wp:posOffset>
             </wp:positionV>
-            <wp:extent cx="1906549" cy="3810617"/>
-            <wp:effectExtent l="0" t="0" r="0" b="0"/>
+            <wp:extent cx="3387047" cy="6769684"/>
+            <wp:effectExtent l="0" t="0" r="4445" b="0"/>
             <wp:wrapNone/>
             <wp:docPr id="8" name="Picture 7" descr="Rooster Painting | Chinese Art Gallery">
               <a:extLst xmlns:a="http://schemas.openxmlformats.org/drawingml/2006/main">
@@ -281,7 +166,7 @@
                   <pic:spPr bwMode="auto">
                     <a:xfrm>
                       <a:off x="0" y="0"/>
-                      <a:ext cx="1906549" cy="3810617"/>
+                      <a:ext cx="3387047" cy="6769684"/>
                     </a:xfrm>
                     <a:prstGeom prst="rect">
                       <a:avLst/>
@@ -311,13 +196,128 @@
           <w:szCs w:val="24"/>
           <w:lang w:val="fr-FR"/>
         </w:rPr>
+        <w:t>On raconte que, dans la Chine impériale, lorsqu’arriva l’année du Coq, l’empereur voulut célébrer l’événement en commandant le plus beau portrait de coq jamais peint. Il fit venir la plus grande peintre de l’Empire. Convaincu qu’un tel talent produirait rapidement un chef-d’œuvre, il attendait son tableau avec une impatience qui grandissait de jour en jour.</w:t>
+      </w:r>
+    </w:p>
+    <w:p>
+      <w:pPr>
+        <w:spacing w:before="200" w:after="0" w:line="240" w:lineRule="auto"/>
+        <w:ind w:left="4253"/>
+        <w:rPr>
+          <w:rFonts w:ascii="Times New Roman" w:eastAsia="Times New Roman" w:hAnsi="Times New Roman" w:cs="Times New Roman"/>
+          <w:color w:val="4472C4" w:themeColor="accent1"/>
+          <w:sz w:val="24"/>
+          <w:szCs w:val="24"/>
+          <w:lang w:val="fr-FR"/>
+        </w:rPr>
+      </w:pPr>
+      <w:r>
+        <w:rPr>
+          <w:rFonts w:ascii="Times New Roman" w:eastAsia="Times New Roman" w:hAnsi="Times New Roman" w:cs="Times New Roman"/>
+          <w:color w:val="4472C4" w:themeColor="accent1"/>
+          <w:sz w:val="24"/>
+          <w:szCs w:val="24"/>
+          <w:lang w:val="fr-FR"/>
+        </w:rPr>
+        <w:t>La peintre demanda six mois. Puis encore six mois. Puis trois mois supplémentaires.</w:t>
+      </w:r>
+    </w:p>
+    <w:p>
+      <w:pPr>
+        <w:spacing w:before="200" w:after="0" w:line="240" w:lineRule="auto"/>
+        <w:ind w:left="4253"/>
+        <w:rPr>
+          <w:rFonts w:ascii="Times New Roman" w:eastAsia="Times New Roman" w:hAnsi="Times New Roman" w:cs="Times New Roman"/>
+          <w:color w:val="4472C4" w:themeColor="accent1"/>
+          <w:sz w:val="24"/>
+          <w:szCs w:val="24"/>
+          <w:lang w:val="fr-FR"/>
+        </w:rPr>
+      </w:pPr>
+      <w:r>
+        <w:rPr>
+          <w:rFonts w:ascii="Times New Roman" w:eastAsia="Times New Roman" w:hAnsi="Times New Roman" w:cs="Times New Roman"/>
+          <w:color w:val="4472C4" w:themeColor="accent1"/>
+          <w:sz w:val="24"/>
+          <w:szCs w:val="24"/>
+          <w:lang w:val="fr-FR"/>
+        </w:rPr>
+        <w:t>Au bout de trois années, l’empereur se rendit lui-même à son atelier. Il y trouva une grande feuille de soie encore parfaitement blanche.</w:t>
+      </w:r>
+    </w:p>
+    <w:p>
+      <w:pPr>
+        <w:spacing w:before="200" w:after="0" w:line="240" w:lineRule="auto"/>
+        <w:ind w:left="4253"/>
+        <w:rPr>
+          <w:rFonts w:ascii="Times New Roman" w:eastAsia="Times New Roman" w:hAnsi="Times New Roman" w:cs="Times New Roman"/>
+          <w:color w:val="4472C4" w:themeColor="accent1"/>
+          <w:sz w:val="24"/>
+          <w:szCs w:val="24"/>
+          <w:lang w:val="fr-FR"/>
+        </w:rPr>
+      </w:pPr>
+      <w:r>
+        <w:rPr>
+          <w:rFonts w:ascii="Times New Roman" w:eastAsia="Times New Roman" w:hAnsi="Times New Roman" w:cs="Times New Roman"/>
+          <w:color w:val="4472C4" w:themeColor="accent1"/>
+          <w:sz w:val="24"/>
+          <w:szCs w:val="24"/>
+          <w:lang w:val="fr-FR"/>
+        </w:rPr>
+        <w:t>La peintre prit alors son pinceau et, en quelques instants, fit apparaître un coq d’une présence extraordinaire. Chaque trait semblait gracieux, précis et vivant. L’oiseau paraissait prêt à saluer l’aube de son chant.</w:t>
+      </w:r>
+    </w:p>
+    <w:p>
+      <w:pPr>
+        <w:spacing w:before="200" w:after="0" w:line="240" w:lineRule="auto"/>
+        <w:ind w:left="4253"/>
+        <w:rPr>
+          <w:rFonts w:ascii="Times New Roman" w:eastAsia="Times New Roman" w:hAnsi="Times New Roman" w:cs="Times New Roman"/>
+          <w:color w:val="4472C4" w:themeColor="accent1"/>
+          <w:sz w:val="24"/>
+          <w:szCs w:val="24"/>
+          <w:lang w:val="fr-FR"/>
+        </w:rPr>
+      </w:pPr>
+      <w:r>
+        <w:rPr>
+          <w:rFonts w:ascii="Times New Roman" w:eastAsia="Times New Roman" w:hAnsi="Times New Roman" w:cs="Times New Roman"/>
+          <w:color w:val="4472C4" w:themeColor="accent1"/>
+          <w:sz w:val="24"/>
+          <w:szCs w:val="24"/>
+          <w:lang w:val="fr-FR"/>
+        </w:rPr>
+        <w:t>Ce n’était pas simplement un coq : c’était le coq, l’essence même de tous les coqs, ceux d’hier, d’aujourd’hui et de demain.</w:t>
+      </w:r>
+    </w:p>
+    <w:p>
+      <w:pPr>
+        <w:spacing w:before="200" w:after="0" w:line="240" w:lineRule="auto"/>
+        <w:ind w:left="4253"/>
+        <w:rPr>
+          <w:rFonts w:ascii="Times New Roman" w:eastAsia="Times New Roman" w:hAnsi="Times New Roman" w:cs="Times New Roman"/>
+          <w:color w:val="4472C4" w:themeColor="accent1"/>
+          <w:sz w:val="24"/>
+          <w:szCs w:val="24"/>
+          <w:lang w:val="fr-FR"/>
+        </w:rPr>
+      </w:pPr>
+      <w:r>
+        <w:rPr>
+          <w:rFonts w:ascii="Times New Roman" w:eastAsia="Times New Roman" w:hAnsi="Times New Roman" w:cs="Times New Roman"/>
+          <w:color w:val="4472C4" w:themeColor="accent1"/>
+          <w:sz w:val="24"/>
+          <w:szCs w:val="24"/>
+          <w:lang w:val="fr-FR"/>
+        </w:rPr>
         <w:t>L’empereur en fut profondément ému. Il contempla longtemps le tableau avant de se tourner vers la peintre.</w:t>
       </w:r>
     </w:p>
     <w:p>
       <w:pPr>
         <w:spacing w:before="200" w:after="0" w:line="240" w:lineRule="auto"/>
-        <w:ind w:left="1843"/>
+        <w:ind w:left="4253"/>
         <w:rPr>
           <w:rFonts w:ascii="Times New Roman" w:eastAsia="Times New Roman" w:hAnsi="Times New Roman" w:cs="Times New Roman"/>
           <w:i/>
@@ -344,7 +344,7 @@
     <w:p>
       <w:pPr>
         <w:spacing w:before="200" w:after="0" w:line="240" w:lineRule="auto"/>
-        <w:ind w:left="1843"/>
+        <w:ind w:left="4253"/>
         <w:rPr>
           <w:rFonts w:ascii="Times New Roman" w:eastAsia="Times New Roman" w:hAnsi="Times New Roman" w:cs="Times New Roman"/>
           <w:color w:val="4472C4" w:themeColor="accent1"/>
@@ -367,7 +367,19 @@
     <w:p>
       <w:pPr>
         <w:spacing w:before="200" w:after="0" w:line="240" w:lineRule="auto"/>
-        <w:ind w:left="1843"/>
+        <w:ind w:left="4395"/>
+        <w:rPr>
+          <w:rFonts w:ascii="Times New Roman" w:eastAsia="Times New Roman" w:hAnsi="Times New Roman" w:cs="Times New Roman"/>
+          <w:color w:val="4472C4" w:themeColor="accent1"/>
+          <w:sz w:val="24"/>
+          <w:szCs w:val="24"/>
+          <w:lang w:val="fr-FR"/>
+        </w:rPr>
+      </w:pPr>
+    </w:p>
+    <w:p>
+      <w:pPr>
+        <w:spacing w:before="200" w:after="0" w:line="240" w:lineRule="auto"/>
         <w:rPr>
           <w:rFonts w:ascii="Times New Roman" w:eastAsia="Times New Roman" w:hAnsi="Times New Roman" w:cs="Times New Roman"/>
           <w:color w:val="4472C4" w:themeColor="accent1"/>
@@ -390,7 +402,6 @@
     <w:p>
       <w:pPr>
         <w:spacing w:before="200" w:after="0" w:line="240" w:lineRule="auto"/>
-        <w:ind w:left="1843"/>
         <w:rPr>
           <w:rFonts w:ascii="Times New Roman" w:eastAsia="Times New Roman" w:hAnsi="Times New Roman" w:cs="Times New Roman"/>
           <w:color w:val="4472C4" w:themeColor="accent1"/>
@@ -413,7 +424,6 @@
     <w:p>
       <w:pPr>
         <w:spacing w:before="200" w:after="0" w:line="240" w:lineRule="auto"/>
-        <w:ind w:left="1843"/>
         <w:rPr>
           <w:rFonts w:ascii="Times New Roman" w:eastAsia="Times New Roman" w:hAnsi="Times New Roman" w:cs="Times New Roman"/>
           <w:color w:val="4472C4" w:themeColor="accent1"/>
@@ -436,7 +446,6 @@
     <w:p>
       <w:pPr>
         <w:spacing w:before="200" w:after="0" w:line="240" w:lineRule="auto"/>
-        <w:ind w:left="1843"/>
         <w:rPr>
           <w:rFonts w:ascii="Times New Roman" w:eastAsia="Times New Roman" w:hAnsi="Times New Roman" w:cs="Times New Roman"/>
           <w:color w:val="4472C4" w:themeColor="accent1"/>
@@ -482,279 +491,35 @@
     <w:p>
       <w:pPr>
         <w:spacing w:before="120" w:after="0" w:line="240" w:lineRule="auto"/>
-        <w:ind w:firstLine="11"/>
-        <w:rPr>
-          <w:rFonts w:ascii="Times New Roman" w:eastAsia="Times New Roman" w:hAnsi="Times New Roman" w:cs="Times New Roman"/>
-          <w:sz w:val="24"/>
-          <w:szCs w:val="24"/>
-          <w:lang w:val="fr-FR"/>
-        </w:rPr>
-      </w:pPr>
-      <w:r>
-        <w:rPr>
-          <w:rFonts w:ascii="Times New Roman" w:eastAsia="Times New Roman" w:hAnsi="Times New Roman" w:cs="Times New Roman"/>
-          <w:sz w:val="24"/>
-          <w:szCs w:val="24"/>
-          <w:lang w:val="fr-FR"/>
-        </w:rPr>
-        <w:t>C’est peut-être cela, la recherche.</w:t>
-      </w:r>
-    </w:p>
-    <w:p>
-      <w:pPr>
-        <w:spacing w:before="120" w:after="0" w:line="240" w:lineRule="auto"/>
-        <w:ind w:firstLine="11"/>
-        <w:rPr>
-          <w:rFonts w:ascii="Times New Roman" w:eastAsia="Times New Roman" w:hAnsi="Times New Roman" w:cs="Times New Roman"/>
-          <w:sz w:val="24"/>
-          <w:szCs w:val="24"/>
-          <w:lang w:val="fr-FR"/>
-        </w:rPr>
-      </w:pPr>
-    </w:p>
-    <w:p>
-      <w:pPr>
-        <w:spacing w:before="120" w:after="0" w:line="240" w:lineRule="auto"/>
-        <w:ind w:firstLine="11"/>
-        <w:rPr>
-          <w:rFonts w:ascii="Times New Roman" w:eastAsia="Times New Roman" w:hAnsi="Times New Roman" w:cs="Times New Roman"/>
-          <w:sz w:val="24"/>
-          <w:szCs w:val="24"/>
-          <w:lang w:val="fr-FR"/>
-        </w:rPr>
-      </w:pPr>
-      <w:r>
-        <w:rPr>
-          <w:rFonts w:ascii="Times New Roman" w:eastAsia="Times New Roman" w:hAnsi="Times New Roman" w:cs="Times New Roman"/>
-          <w:sz w:val="24"/>
-          <w:szCs w:val="24"/>
-          <w:lang w:val="fr-FR"/>
-        </w:rPr>
-        <w:t>Ce que nous présentons à la fin ressemble souvent à un geste simple : quelques diapositives, une démonstration élégante, une expérience qui fonctionne.</w:t>
-      </w:r>
-    </w:p>
-    <w:p>
-      <w:pPr>
-        <w:spacing w:before="120" w:after="0" w:line="240" w:lineRule="auto"/>
-        <w:ind w:firstLine="11"/>
-        <w:rPr>
-          <w:rFonts w:ascii="Times New Roman" w:eastAsia="Times New Roman" w:hAnsi="Times New Roman" w:cs="Times New Roman"/>
-          <w:sz w:val="24"/>
-          <w:szCs w:val="24"/>
-          <w:lang w:val="fr-FR"/>
-        </w:rPr>
-      </w:pPr>
-    </w:p>
-    <w:p>
-      <w:pPr>
-        <w:spacing w:before="120" w:after="0" w:line="240" w:lineRule="auto"/>
-        <w:ind w:firstLine="11"/>
-        <w:rPr>
-          <w:rFonts w:ascii="Times New Roman" w:eastAsia="Times New Roman" w:hAnsi="Times New Roman" w:cs="Times New Roman"/>
-          <w:sz w:val="24"/>
-          <w:szCs w:val="24"/>
-          <w:lang w:val="fr-FR"/>
-        </w:rPr>
-      </w:pPr>
-      <w:r>
-        <w:rPr>
-          <w:rFonts w:ascii="Times New Roman" w:eastAsia="Times New Roman" w:hAnsi="Times New Roman" w:cs="Times New Roman"/>
-          <w:sz w:val="24"/>
-          <w:szCs w:val="24"/>
-          <w:lang w:val="fr-FR"/>
-        </w:rPr>
-        <w:t>Mais derrière ce geste se cachent des mois, parfois des années, de curiosité, d’essais, d’erreurs, de lectures, de discussions et d’apprentissage patient.</w:t>
-      </w:r>
-    </w:p>
-    <w:p>
-      <w:pPr>
-        <w:spacing w:before="120" w:after="0" w:line="240" w:lineRule="auto"/>
-        <w:ind w:firstLine="11"/>
-        <w:rPr>
-          <w:rFonts w:ascii="Times New Roman" w:eastAsia="Times New Roman" w:hAnsi="Times New Roman" w:cs="Times New Roman"/>
-          <w:sz w:val="24"/>
-          <w:szCs w:val="24"/>
-          <w:lang w:val="fr-FR"/>
-        </w:rPr>
-      </w:pPr>
-    </w:p>
-    <w:p>
-      <w:pPr>
-        <w:spacing w:before="120" w:after="0" w:line="240" w:lineRule="auto"/>
-        <w:ind w:firstLine="11"/>
+        <w:ind w:left="3533" w:firstLine="720"/>
+        <w:rPr>
+          <w:rFonts w:ascii="Times New Roman" w:eastAsia="Times New Roman" w:hAnsi="Times New Roman" w:cs="Times New Roman"/>
+          <w:sz w:val="24"/>
+          <w:szCs w:val="24"/>
+          <w:lang w:val="fr-FR"/>
+        </w:rPr>
+      </w:pPr>
+      <w:r>
         <w:rPr>
           <w:rFonts w:ascii="Times New Roman" w:eastAsia="Times New Roman" w:hAnsi="Times New Roman" w:cs="Times New Roman"/>
           <w:b/>
           <w:bCs/>
           <w:sz w:val="24"/>
           <w:szCs w:val="24"/>
-          <w:lang w:val="fr-FR"/>
-        </w:rPr>
-      </w:pPr>
-      <w:r>
-        <w:rPr>
-          <w:rFonts w:ascii="Times New Roman" w:eastAsia="Times New Roman" w:hAnsi="Times New Roman" w:cs="Times New Roman"/>
-          <w:b/>
-          <w:bCs/>
-          <w:sz w:val="24"/>
-          <w:szCs w:val="24"/>
-          <w:lang w:val="fr-FR"/>
-        </w:rPr>
-        <w:t>Aujourd’hui, chacun de nos intervenants vient nous partager le chemin qui lui a permis de dessiner son coq.</w:t>
-      </w:r>
-    </w:p>
-    <w:p>
-      <w:pPr>
-        <w:spacing w:before="120" w:after="0" w:line="240" w:lineRule="auto"/>
-        <w:ind w:left="4253"/>
-        <w:rPr>
-          <w:rFonts w:ascii="Times New Roman" w:eastAsia="Times New Roman" w:hAnsi="Times New Roman" w:cs="Times New Roman"/>
-          <w:sz w:val="24"/>
-          <w:szCs w:val="24"/>
-          <w:lang w:val="fr-FR"/>
-        </w:rPr>
-      </w:pPr>
-    </w:p>
-    <w:p>
-      <w:pPr>
-        <w:spacing w:before="120" w:after="0" w:line="240" w:lineRule="auto"/>
-        <w:ind w:left="4253"/>
-        <w:rPr>
-          <w:rFonts w:ascii="Times New Roman" w:eastAsia="Times New Roman" w:hAnsi="Times New Roman" w:cs="Times New Roman"/>
-          <w:sz w:val="24"/>
-          <w:szCs w:val="24"/>
-          <w:lang w:val="fr-FR"/>
-        </w:rPr>
-      </w:pPr>
-    </w:p>
-    <w:p>
-      <w:pPr>
-        <w:spacing w:before="120" w:after="0" w:line="240" w:lineRule="auto"/>
-        <w:ind w:left="4253"/>
-        <w:rPr>
-          <w:rFonts w:ascii="Times New Roman" w:eastAsia="Times New Roman" w:hAnsi="Times New Roman" w:cs="Times New Roman"/>
-          <w:sz w:val="24"/>
-          <w:szCs w:val="24"/>
-          <w:lang w:val="fr-FR"/>
-        </w:rPr>
-      </w:pPr>
-    </w:p>
-    <w:p>
-      <w:pPr>
-        <w:spacing w:before="120" w:after="0" w:line="240" w:lineRule="auto"/>
-        <w:ind w:left="4253"/>
-        <w:rPr>
-          <w:rFonts w:ascii="Times New Roman" w:eastAsia="Times New Roman" w:hAnsi="Times New Roman" w:cs="Times New Roman"/>
-          <w:sz w:val="24"/>
-          <w:szCs w:val="24"/>
-          <w:lang w:val="fr-FR"/>
-        </w:rPr>
-      </w:pPr>
-    </w:p>
-    <w:p>
-      <w:pPr>
-        <w:spacing w:before="120" w:after="0" w:line="240" w:lineRule="auto"/>
-        <w:ind w:left="4253"/>
-        <w:rPr>
-          <w:rFonts w:ascii="Times New Roman" w:eastAsia="Times New Roman" w:hAnsi="Times New Roman" w:cs="Times New Roman"/>
-          <w:sz w:val="24"/>
-          <w:szCs w:val="24"/>
-          <w:lang w:val="fr-FR"/>
-        </w:rPr>
-      </w:pPr>
-    </w:p>
-    <w:p>
-      <w:pPr>
-        <w:spacing w:before="120" w:after="0" w:line="240" w:lineRule="auto"/>
-        <w:ind w:left="4253"/>
-        <w:rPr>
-          <w:rFonts w:ascii="Times New Roman" w:eastAsia="Times New Roman" w:hAnsi="Times New Roman" w:cs="Times New Roman"/>
-          <w:sz w:val="24"/>
-          <w:szCs w:val="24"/>
-          <w:lang w:val="fr-FR"/>
-        </w:rPr>
-      </w:pPr>
-    </w:p>
-    <w:p>
-      <w:pPr>
-        <w:spacing w:before="120" w:after="0" w:line="240" w:lineRule="auto"/>
-        <w:ind w:left="4253"/>
-        <w:rPr>
-          <w:rFonts w:ascii="Times New Roman" w:eastAsia="Times New Roman" w:hAnsi="Times New Roman" w:cs="Times New Roman"/>
-          <w:sz w:val="24"/>
-          <w:szCs w:val="24"/>
-          <w:lang w:val="fr-FR"/>
-        </w:rPr>
-      </w:pPr>
-    </w:p>
-    <w:p>
-      <w:pPr>
-        <w:spacing w:before="120" w:after="0" w:line="240" w:lineRule="auto"/>
-        <w:ind w:left="4253"/>
-        <w:rPr>
-          <w:rFonts w:ascii="Times New Roman" w:eastAsia="Times New Roman" w:hAnsi="Times New Roman" w:cs="Times New Roman"/>
-          <w:sz w:val="24"/>
-          <w:szCs w:val="24"/>
-          <w:lang w:val="fr-FR"/>
-        </w:rPr>
-      </w:pPr>
-    </w:p>
-    <w:p>
-      <w:pPr>
-        <w:spacing w:before="120" w:after="0" w:line="240" w:lineRule="auto"/>
-        <w:ind w:left="4253"/>
-        <w:rPr>
-          <w:rFonts w:ascii="Times New Roman" w:eastAsia="Times New Roman" w:hAnsi="Times New Roman" w:cs="Times New Roman"/>
-          <w:sz w:val="24"/>
-          <w:szCs w:val="24"/>
-          <w:lang w:val="fr-FR"/>
-        </w:rPr>
-      </w:pPr>
-    </w:p>
-    <w:p>
-      <w:pPr>
-        <w:spacing w:before="120" w:after="0" w:line="240" w:lineRule="auto"/>
-        <w:ind w:left="4253"/>
-        <w:rPr>
-          <w:rFonts w:ascii="Times New Roman" w:eastAsia="Times New Roman" w:hAnsi="Times New Roman" w:cs="Times New Roman"/>
-          <w:sz w:val="24"/>
-          <w:szCs w:val="24"/>
-          <w:lang w:val="fr-FR"/>
-        </w:rPr>
-      </w:pPr>
-    </w:p>
-    <w:p>
-      <w:pPr>
-        <w:spacing w:before="120" w:after="0" w:line="240" w:lineRule="auto"/>
-        <w:ind w:left="4253"/>
-        <w:rPr>
-          <w:rFonts w:ascii="Times New Roman" w:eastAsia="Times New Roman" w:hAnsi="Times New Roman" w:cs="Times New Roman"/>
-          <w:sz w:val="24"/>
-          <w:szCs w:val="24"/>
-          <w:lang w:val="fr-FR"/>
-        </w:rPr>
-      </w:pPr>
-      <w:r>
-        <w:rPr>
-          <w:rFonts w:ascii="Times New Roman" w:eastAsia="Times New Roman" w:hAnsi="Times New Roman" w:cs="Times New Roman"/>
-          <w:b/>
-          <w:bCs/>
-          <w:sz w:val="24"/>
-          <w:szCs w:val="24"/>
         </w:rPr>
         <w:drawing>
-          <wp:anchor distT="0" distB="0" distL="114300" distR="114300" simplePos="0" relativeHeight="251668480" behindDoc="1" locked="0" layoutInCell="1" allowOverlap="1" wp14:anchorId="469460FF" wp14:editId="227D3AF6">
+          <wp:anchor distT="0" distB="0" distL="114300" distR="114300" simplePos="0" relativeHeight="251662336" behindDoc="1" locked="0" layoutInCell="1" allowOverlap="1" wp14:anchorId="6E71166A" wp14:editId="585C1D8B">
             <wp:simplePos x="0" y="0"/>
             <wp:positionH relativeFrom="column">
-              <wp:posOffset>-900430</wp:posOffset>
+              <wp:posOffset>-976630</wp:posOffset>
             </wp:positionH>
             <wp:positionV relativeFrom="paragraph">
-              <wp:posOffset>261043</wp:posOffset>
+              <wp:posOffset>169766</wp:posOffset>
             </wp:positionV>
-            <wp:extent cx="1906549" cy="3810617"/>
-            <wp:effectExtent l="0" t="0" r="0" b="0"/>
+            <wp:extent cx="3386455" cy="6769100"/>
+            <wp:effectExtent l="0" t="0" r="4445" b="0"/>
             <wp:wrapNone/>
-            <wp:docPr id="5" name="Picture 7" descr="Rooster Painting | Chinese Art Gallery">
+            <wp:docPr id="1" name="Picture 7" descr="Rooster Painting | Chinese Art Gallery">
               <a:extLst xmlns:a="http://schemas.openxmlformats.org/drawingml/2006/main">
                 <a:ext uri="{FF2B5EF4-FFF2-40B4-BE49-F238E27FC236}">
                   <a16:creationId xmlns:a16="http://schemas.microsoft.com/office/drawing/2014/main" id="{3D52F3C0-3106-4EA9-A7EB-65F411CA69AA}"/>
@@ -793,7 +558,7 @@
                   <pic:spPr bwMode="auto">
                     <a:xfrm>
                       <a:off x="0" y="0"/>
-                      <a:ext cx="1906549" cy="3810617"/>
+                      <a:ext cx="3386455" cy="6769100"/>
                     </a:xfrm>
                     <a:prstGeom prst="rect">
                       <a:avLst/>
@@ -815,11 +580,19 @@
           </wp:anchor>
         </w:drawing>
       </w:r>
+      <w:r>
+        <w:rPr>
+          <w:rFonts w:ascii="Times New Roman" w:eastAsia="Times New Roman" w:hAnsi="Times New Roman" w:cs="Times New Roman"/>
+          <w:sz w:val="24"/>
+          <w:szCs w:val="24"/>
+          <w:lang w:val="fr-FR"/>
+        </w:rPr>
+        <w:t>C’est peut-être cela, la recherche.</w:t>
+      </w:r>
     </w:p>
     <w:p>
       <w:pPr>
         <w:spacing w:before="120" w:after="0" w:line="240" w:lineRule="auto"/>
-        <w:ind w:left="4253"/>
         <w:rPr>
           <w:rFonts w:ascii="Times New Roman" w:eastAsia="Times New Roman" w:hAnsi="Times New Roman" w:cs="Times New Roman"/>
           <w:sz w:val="24"/>
@@ -839,99 +612,164 @@
           <w:lang w:val="fr-FR"/>
         </w:rPr>
       </w:pPr>
-    </w:p>
-    <w:p>
-      <w:pPr>
-        <w:spacing w:after="0" w:line="240" w:lineRule="auto"/>
-        <w:ind w:left="4253"/>
-        <w:rPr>
-          <w:rFonts w:ascii="Times New Roman" w:eastAsia="Times New Roman" w:hAnsi="Times New Roman" w:cs="Times New Roman"/>
-          <w:i/>
-          <w:iCs/>
-          <w:sz w:val="24"/>
-          <w:szCs w:val="24"/>
-          <w:lang w:val="fr-FR"/>
-        </w:rPr>
-      </w:pPr>
-    </w:p>
-    <w:p>
-      <w:pPr>
-        <w:spacing w:after="0" w:line="240" w:lineRule="auto"/>
-        <w:ind w:left="4253"/>
-        <w:rPr>
-          <w:rFonts w:ascii="Times New Roman" w:eastAsia="Times New Roman" w:hAnsi="Times New Roman" w:cs="Times New Roman"/>
-          <w:i/>
-          <w:iCs/>
-          <w:sz w:val="24"/>
-          <w:szCs w:val="24"/>
-          <w:lang w:val="fr-FR"/>
-        </w:rPr>
-      </w:pPr>
-    </w:p>
-    <w:p>
-      <w:pPr>
-        <w:spacing w:after="0" w:line="240" w:lineRule="auto"/>
-        <w:ind w:left="4253"/>
-        <w:rPr>
-          <w:rFonts w:ascii="Times New Roman" w:eastAsia="Times New Roman" w:hAnsi="Times New Roman" w:cs="Times New Roman"/>
-          <w:i/>
-          <w:iCs/>
-          <w:sz w:val="24"/>
-          <w:szCs w:val="24"/>
-          <w:lang w:val="fr-FR"/>
-        </w:rPr>
-      </w:pPr>
-    </w:p>
-    <w:p>
-      <w:pPr>
-        <w:spacing w:after="0" w:line="240" w:lineRule="auto"/>
-        <w:ind w:left="4253"/>
-        <w:rPr>
-          <w:rFonts w:ascii="Times New Roman" w:eastAsia="Times New Roman" w:hAnsi="Times New Roman" w:cs="Times New Roman"/>
-          <w:i/>
-          <w:iCs/>
-          <w:sz w:val="24"/>
-          <w:szCs w:val="24"/>
-          <w:lang w:val="fr-FR"/>
-        </w:rPr>
-      </w:pPr>
-    </w:p>
-    <w:p>
-      <w:pPr>
-        <w:spacing w:after="0" w:line="240" w:lineRule="auto"/>
-        <w:ind w:left="4253"/>
-        <w:rPr>
-          <w:rFonts w:ascii="Times New Roman" w:eastAsia="Times New Roman" w:hAnsi="Times New Roman" w:cs="Times New Roman"/>
-          <w:i/>
-          <w:iCs/>
-          <w:sz w:val="24"/>
-          <w:szCs w:val="24"/>
-          <w:lang w:val="fr-FR"/>
-        </w:rPr>
-      </w:pPr>
-    </w:p>
-    <w:p>
-      <w:pPr>
-        <w:spacing w:after="0" w:line="240" w:lineRule="auto"/>
-        <w:ind w:left="4253"/>
-        <w:rPr>
-          <w:rFonts w:ascii="Times New Roman" w:eastAsia="Times New Roman" w:hAnsi="Times New Roman" w:cs="Times New Roman"/>
-          <w:i/>
-          <w:iCs/>
-          <w:sz w:val="24"/>
-          <w:szCs w:val="24"/>
-          <w:lang w:val="fr-FR"/>
-        </w:rPr>
-      </w:pPr>
-    </w:p>
-    <w:p>
-      <w:pPr>
-        <w:spacing w:after="0" w:line="240" w:lineRule="auto"/>
-        <w:ind w:left="4253"/>
-        <w:rPr>
-          <w:rFonts w:ascii="Times New Roman" w:eastAsia="Times New Roman" w:hAnsi="Times New Roman" w:cs="Times New Roman"/>
-          <w:i/>
-          <w:iCs/>
+      <w:r>
+        <w:rPr>
+          <w:rFonts w:ascii="Times New Roman" w:eastAsia="Times New Roman" w:hAnsi="Times New Roman" w:cs="Times New Roman"/>
+          <w:sz w:val="24"/>
+          <w:szCs w:val="24"/>
+          <w:lang w:val="fr-FR"/>
+        </w:rPr>
+        <w:t>Ce que nous présentons à la fin ressemble souvent à un geste simple : quelques diapositives, une démonstration élégante, une expérience qui fonctionne.</w:t>
+      </w:r>
+    </w:p>
+    <w:p>
+      <w:pPr>
+        <w:spacing w:before="120" w:after="0" w:line="240" w:lineRule="auto"/>
+        <w:ind w:left="4253"/>
+        <w:rPr>
+          <w:rFonts w:ascii="Times New Roman" w:eastAsia="Times New Roman" w:hAnsi="Times New Roman" w:cs="Times New Roman"/>
+          <w:sz w:val="24"/>
+          <w:szCs w:val="24"/>
+          <w:lang w:val="fr-FR"/>
+        </w:rPr>
+      </w:pPr>
+    </w:p>
+    <w:p>
+      <w:pPr>
+        <w:spacing w:before="120" w:after="0" w:line="240" w:lineRule="auto"/>
+        <w:ind w:left="4253"/>
+        <w:rPr>
+          <w:rFonts w:ascii="Times New Roman" w:eastAsia="Times New Roman" w:hAnsi="Times New Roman" w:cs="Times New Roman"/>
+          <w:sz w:val="24"/>
+          <w:szCs w:val="24"/>
+          <w:lang w:val="fr-FR"/>
+        </w:rPr>
+      </w:pPr>
+      <w:r>
+        <w:rPr>
+          <w:rFonts w:ascii="Times New Roman" w:eastAsia="Times New Roman" w:hAnsi="Times New Roman" w:cs="Times New Roman"/>
+          <w:sz w:val="24"/>
+          <w:szCs w:val="24"/>
+          <w:lang w:val="fr-FR"/>
+        </w:rPr>
+        <w:t>Mais derrière ce geste se cachent des mois, parfois des années, de curiosité, d’essais, d’erreurs, de lectures, de discussions et d’apprentissage patient.</w:t>
+      </w:r>
+    </w:p>
+    <w:p>
+      <w:pPr>
+        <w:spacing w:before="120" w:after="0" w:line="240" w:lineRule="auto"/>
+        <w:ind w:left="4253"/>
+        <w:rPr>
+          <w:rFonts w:ascii="Times New Roman" w:eastAsia="Times New Roman" w:hAnsi="Times New Roman" w:cs="Times New Roman"/>
+          <w:sz w:val="24"/>
+          <w:szCs w:val="24"/>
+          <w:lang w:val="fr-FR"/>
+        </w:rPr>
+      </w:pPr>
+    </w:p>
+    <w:p>
+      <w:pPr>
+        <w:spacing w:before="120" w:after="0" w:line="240" w:lineRule="auto"/>
+        <w:ind w:left="4253"/>
+        <w:rPr>
+          <w:rFonts w:ascii="Times New Roman" w:eastAsia="Times New Roman" w:hAnsi="Times New Roman" w:cs="Times New Roman"/>
+          <w:b/>
+          <w:bCs/>
+          <w:sz w:val="24"/>
+          <w:szCs w:val="24"/>
+          <w:lang w:val="fr-FR"/>
+        </w:rPr>
+      </w:pPr>
+      <w:r>
+        <w:rPr>
+          <w:rFonts w:ascii="Times New Roman" w:eastAsia="Times New Roman" w:hAnsi="Times New Roman" w:cs="Times New Roman"/>
+          <w:b/>
+          <w:bCs/>
+          <w:sz w:val="24"/>
+          <w:szCs w:val="24"/>
+          <w:lang w:val="fr-FR"/>
+        </w:rPr>
+        <w:t>Aujourd’hui, chacun de nos intervenants vient nous partager le chemin qui lui a permis de dessiner son coq.</w:t>
+      </w:r>
+    </w:p>
+    <w:p>
+      <w:pPr>
+        <w:spacing w:before="120" w:after="0" w:line="240" w:lineRule="auto"/>
+        <w:ind w:left="4253"/>
+        <w:rPr>
+          <w:rFonts w:ascii="Times New Roman" w:eastAsia="Times New Roman" w:hAnsi="Times New Roman" w:cs="Times New Roman"/>
+          <w:sz w:val="24"/>
+          <w:szCs w:val="24"/>
+          <w:lang w:val="fr-FR"/>
+        </w:rPr>
+      </w:pPr>
+    </w:p>
+    <w:p>
+      <w:pPr>
+        <w:spacing w:before="120" w:after="0" w:line="240" w:lineRule="auto"/>
+        <w:ind w:left="4253"/>
+        <w:rPr>
+          <w:rFonts w:ascii="Times New Roman" w:eastAsia="Times New Roman" w:hAnsi="Times New Roman" w:cs="Times New Roman"/>
+          <w:sz w:val="24"/>
+          <w:szCs w:val="24"/>
+          <w:lang w:val="fr-FR"/>
+        </w:rPr>
+      </w:pPr>
+    </w:p>
+    <w:p>
+      <w:pPr>
+        <w:spacing w:before="120" w:after="0" w:line="240" w:lineRule="auto"/>
+        <w:ind w:left="4253"/>
+        <w:rPr>
+          <w:rFonts w:ascii="Times New Roman" w:eastAsia="Times New Roman" w:hAnsi="Times New Roman" w:cs="Times New Roman"/>
+          <w:sz w:val="24"/>
+          <w:szCs w:val="24"/>
+          <w:lang w:val="fr-FR"/>
+        </w:rPr>
+      </w:pPr>
+    </w:p>
+    <w:p>
+      <w:pPr>
+        <w:spacing w:before="120" w:after="0" w:line="240" w:lineRule="auto"/>
+        <w:ind w:left="4253"/>
+        <w:rPr>
+          <w:rFonts w:ascii="Times New Roman" w:eastAsia="Times New Roman" w:hAnsi="Times New Roman" w:cs="Times New Roman"/>
+          <w:sz w:val="24"/>
+          <w:szCs w:val="24"/>
+          <w:lang w:val="fr-FR"/>
+        </w:rPr>
+      </w:pPr>
+    </w:p>
+    <w:p>
+      <w:pPr>
+        <w:spacing w:before="120" w:after="0" w:line="240" w:lineRule="auto"/>
+        <w:ind w:left="4253"/>
+        <w:rPr>
+          <w:rFonts w:ascii="Times New Roman" w:eastAsia="Times New Roman" w:hAnsi="Times New Roman" w:cs="Times New Roman"/>
+          <w:sz w:val="24"/>
+          <w:szCs w:val="24"/>
+          <w:lang w:val="fr-FR"/>
+        </w:rPr>
+      </w:pPr>
+    </w:p>
+    <w:p>
+      <w:pPr>
+        <w:spacing w:before="120" w:after="0" w:line="240" w:lineRule="auto"/>
+        <w:ind w:left="4253"/>
+        <w:rPr>
+          <w:rFonts w:ascii="Times New Roman" w:eastAsia="Times New Roman" w:hAnsi="Times New Roman" w:cs="Times New Roman"/>
+          <w:sz w:val="24"/>
+          <w:szCs w:val="24"/>
+          <w:lang w:val="fr-FR"/>
+        </w:rPr>
+      </w:pPr>
+    </w:p>
+    <w:p>
+      <w:pPr>
+        <w:spacing w:before="120" w:after="0" w:line="240" w:lineRule="auto"/>
+        <w:ind w:left="4253"/>
+        <w:rPr>
+          <w:rFonts w:ascii="Times New Roman" w:eastAsia="Times New Roman" w:hAnsi="Times New Roman" w:cs="Times New Roman"/>
           <w:sz w:val="24"/>
           <w:szCs w:val="24"/>
           <w:lang w:val="fr-FR"/>
